--- a/src/content/poetry/25-poema-zhazhdushchego-serdtsa/ru.docx
+++ b/src/content/poetry/25-poema-zhazhdushchego-serdtsa/ru.docx
@@ -9,8 +9,10 @@
       <w:r>
         <w:rPr>
           <w:rStyle w:val="a6"/>
-        </w:rPr>
-        <w:t>Поэма жаждущего сердца</w:t>
+          <w:bCs/>
+          <w:b/>
+        </w:rPr>
+        <w:t xml:space="preserve">Поэма жаждущего сердца</w:t>
       </w:r>
     </w:p>
     <w:p>
@@ -1255,7 +1257,22 @@
         <w:t>..</w:t>
       </w:r>
     </w:p>
-    <w:p/>
+    <w:p>
+      <w:pPr>
+        <w:spacing w:before="200"/>
+        <w:rPr>
+          <w:i/>
+          <w:iCs/>
+        </w:rPr>
+      </w:pPr>
+      <w:r>
+        <w:rPr>
+          <w:i/>
+          <w:iCs/>
+        </w:rPr>
+        <w:t xml:space="preserve">27.02.2026, Сергей Панкратиус</w:t>
+      </w:r>
+    </w:p>
     <w:sectPr>
       <w:pgSz w:w="11906" w:h="16838"/>
       <w:pgMar w:top="1134" w:right="850" w:bottom="1134" w:left="1701" w:header="708" w:footer="708" w:gutter="0"/>
